--- a/hin/docx/013.content.docx
+++ b/hin/docx/013.content.docx
@@ -332,18 +332,12 @@
         </w:rPr>
         <w:t xml:space="preserve">बाइबल में, चमत्कार कभी भी लोगों के रोमांच के लिए नहीं होते, बल्कि हमेशा उन्हें कुछ सिखाने के लिए होते हैं। परमेश्वर चमत्कार करता है ताकि लोगों को यह दिखा सके कि वह शक्तिशाली है और वे उस पर भरोसा कर सकते हैं। जब कोई व्यक्ति चमत्कार करता है, तो इससे लोगों को पता चलता है कि परमेश्वर ने उसे </w:t>
       </w:r>
-      <w:hyperlink r:id="rId13">
-        <w:r>
-          <w:rPr>
-            <w:lang w:val="hi_IN" w:bidi="hi_IN"/>
-          </w:rPr>
-          <w:rPr>
-            <w:color w:val="0000EE"/>
-            <w:u w:val="single"/>
-          </w:rPr>
-          <w:t>अधिकार</w:t>
-        </w:r>
-      </w:hyperlink>
+      <w:r>
+        <w:rPr>
+          <w:lang w:val="hi_IN" w:bidi="hi_IN"/>
+        </w:rPr>
+        <w:t>अधिकार</w:t>
+      </w:r>
       <w:r>
         <w:rPr>
           <w:lang w:val="hi_IN" w:bidi="hi_IN"/>
@@ -390,18 +384,12 @@
         </w:rPr>
         <w:t xml:space="preserve">हालाँकि, यीशु ने लोगों को यह भी चेतावनी दी कि उन्हें सावधान रहना चाहिए और हर उस चमत्कार से जो उन्होंने देखा या हर उस असंभव बात से, जो हुई उत्साहित नहीं होना चाहिए, क्योंकि कभी-कभी लोग परमेश्वर की शक्ति से नहीं, बल्कि </w:t>
       </w:r>
-      <w:hyperlink r:id="rId14">
-        <w:r>
-          <w:rPr>
-            <w:lang w:val="hi_IN" w:bidi="hi_IN"/>
-          </w:rPr>
-          <w:rPr>
-            <w:color w:val="0000EE"/>
-            <w:u w:val="single"/>
-          </w:rPr>
-          <w:t>शैतान</w:t>
-        </w:r>
-      </w:hyperlink>
+      <w:r>
+        <w:rPr>
+          <w:lang w:val="hi_IN" w:bidi="hi_IN"/>
+        </w:rPr>
+        <w:t>शैतान</w:t>
+      </w:r>
       <w:r>
         <w:rPr>
           <w:lang w:val="hi_IN" w:bidi="hi_IN"/>
@@ -410,7 +398,6 @@
       </w:r>
       <w:r>
         <w:rPr>
-          <w:b/>
           <w:lang w:val="hi_IN" w:bidi="hi_IN"/>
         </w:rPr>
         <w:t>विश्वास</w:t>
@@ -490,54 +477,36 @@
         </w:rPr>
         <w:t xml:space="preserve">भेड़ या बकरियों के समूह को झुण्ड कहा जाता है। चरवाहा अपने झुण्ड को ऐसी जगहों पर ले जाने के लिए ज़िम्मेदार होता है जहाँ उन्हें खाने के लिए घास या पौधे मिल सकें और जहाँ वे पानी पी सकें। चरवाहे को यह ध्यान रखना पड़ता था कि कोई भी भेड़ या बकरी खो न जाए। चरवाहा बनना कठिन काम था, क्योंकि कभी-कभी उन्हें अपने जानवरों के साथ बहुत दूर तक चलना पड़ता था ताकि उन्हें पर्याप्त खाना और पानी मिल सके, और उन्हें अक्सर घर से दूर रहना पड़ता था और अपने जानवरों के साथ बाहर ही सोना पड़ता था। चरवाहे को अपने झुण्ड को जंगली जानवरों से भी बचाना पड़ता था। राजा </w:t>
       </w:r>
-      <w:hyperlink r:id="rId15">
-        <w:r>
-          <w:rPr>
-            <w:lang w:val="hi_IN" w:bidi="hi_IN"/>
-          </w:rPr>
-          <w:rPr>
-            <w:color w:val="0000EE"/>
-            <w:u w:val="single"/>
-          </w:rPr>
-          <w:t>दाऊद</w:t>
-        </w:r>
-      </w:hyperlink>
+      <w:r>
+        <w:rPr>
+          <w:lang w:val="hi_IN" w:bidi="hi_IN"/>
+        </w:rPr>
+        <w:t>दाऊद</w:t>
+      </w:r>
       <w:r>
         <w:rPr>
           <w:lang w:val="hi_IN" w:bidi="hi_IN"/>
         </w:rPr>
         <w:t xml:space="preserve">, जो </w:t>
       </w:r>
-      <w:hyperlink r:id="rId16">
-        <w:r>
-          <w:rPr>
-            <w:lang w:val="hi_IN" w:bidi="hi_IN"/>
-          </w:rPr>
-          <w:rPr>
-            <w:color w:val="0000EE"/>
-            <w:u w:val="single"/>
-          </w:rPr>
-          <w:t>इस्राएल</w:t>
-        </w:r>
-      </w:hyperlink>
+      <w:r>
+        <w:rPr>
+          <w:lang w:val="hi_IN" w:bidi="hi_IN"/>
+        </w:rPr>
+        <w:t>इस्राएल</w:t>
+      </w:r>
       <w:r>
         <w:rPr>
           <w:lang w:val="hi_IN" w:bidi="hi_IN"/>
         </w:rPr>
         <w:t xml:space="preserve"> का सबसे प्रिय </w:t>
       </w:r>
-      <w:hyperlink r:id="rId17">
-        <w:r>
-          <w:rPr>
-            <w:lang w:val="hi_IN" w:bidi="hi_IN"/>
-          </w:rPr>
-          <w:rPr>
-            <w:color w:val="0000EE"/>
-            <w:u w:val="single"/>
-          </w:rPr>
-          <w:t>राजा</w:t>
-        </w:r>
-      </w:hyperlink>
+      <w:r>
+        <w:rPr>
+          <w:lang w:val="hi_IN" w:bidi="hi_IN"/>
+        </w:rPr>
+        <w:t>राजा</w:t>
+      </w:r>
       <w:r>
         <w:rPr>
           <w:lang w:val="hi_IN" w:bidi="hi_IN"/>
@@ -641,18 +610,13 @@
         </w:rPr>
         <w:t xml:space="preserve">कभी-कभी परमेश्वर चेतावनी के रूप में चिन्ह देता था कि कुछ महत्वपूर्ण होने वाला है। उदाहरण के लिए, परमेश्वर ने एली </w:t>
       </w:r>
-      <w:hyperlink r:id="rId18">
-        <w:r>
-          <w:rPr>
-            <w:lang w:val="hi_IN" w:bidi="hi_IN"/>
-          </w:rPr>
-          <w:rPr>
-            <w:color w:val="0000EE"/>
-            <w:u w:val="single"/>
-          </w:rPr>
-          <w:t>याजक</w:t>
-        </w:r>
-      </w:hyperlink>
+      <w:r>
+        <w:rPr>
+          <w:b/>
+          <w:lang w:val="hi_IN" w:bidi="hi_IN"/>
+        </w:rPr>
+        <w:t>याजक</w:t>
+      </w:r>
       <w:r>
         <w:rPr>
           <w:lang w:val="hi_IN" w:bidi="hi_IN"/>
@@ -674,7 +638,6 @@
       </w:r>
       <w:r>
         <w:rPr>
-          <w:b/>
           <w:lang w:val="hi_IN" w:bidi="hi_IN"/>
         </w:rPr>
         <w:t>पापों</w:t>
@@ -699,18 +662,12 @@
         </w:rPr>
         <w:t xml:space="preserve">यीशु ने कई </w:t>
       </w:r>
-      <w:hyperlink r:id="rId19">
-        <w:r>
-          <w:rPr>
-            <w:lang w:val="hi_IN" w:bidi="hi_IN"/>
-          </w:rPr>
-          <w:rPr>
-            <w:color w:val="0000EE"/>
-            <w:u w:val="single"/>
-          </w:rPr>
-          <w:t>आश्चर्यकर्म</w:t>
-        </w:r>
-      </w:hyperlink>
+      <w:r>
+        <w:rPr>
+          <w:lang w:val="hi_IN" w:bidi="hi_IN"/>
+        </w:rPr>
+        <w:t>आश्चर्यकर्म</w:t>
+      </w:r>
       <w:r>
         <w:rPr>
           <w:lang w:val="hi_IN" w:bidi="hi_IN"/>
@@ -774,7 +731,6 @@
       </w:r>
       <w:r>
         <w:rPr>
-          <w:b/>
           <w:lang w:val="hi_IN" w:bidi="hi_IN"/>
         </w:rPr>
         <w:t>विश्वास</w:t>
@@ -874,54 +830,36 @@
         </w:rPr>
         <w:t xml:space="preserve">नए नियम में, वे सभी लोग जो यीशु का अनुसरण करते हैं और उससे सीखना चाहते हैं, चेले कहलाते हैं। कभी-कभी यीशु अपने चेलों के समूहों को यह </w:t>
       </w:r>
-      <w:hyperlink r:id="rId20">
-        <w:r>
-          <w:rPr>
-            <w:lang w:val="hi_IN" w:bidi="hi_IN"/>
-          </w:rPr>
-          <w:rPr>
-            <w:color w:val="0000EE"/>
-            <w:u w:val="single"/>
-          </w:rPr>
-          <w:t>सुसमाचार</w:t>
-        </w:r>
-      </w:hyperlink>
+      <w:r>
+        <w:rPr>
+          <w:lang w:val="hi_IN" w:bidi="hi_IN"/>
+        </w:rPr>
+        <w:t>सुसमाचार</w:t>
+      </w:r>
       <w:r>
         <w:rPr>
           <w:lang w:val="hi_IN" w:bidi="hi_IN"/>
         </w:rPr>
         <w:t xml:space="preserve"> सुनाने के लिए भेजता था कि </w:t>
       </w:r>
-      <w:hyperlink r:id="rId21">
-        <w:r>
-          <w:rPr>
-            <w:lang w:val="hi_IN" w:bidi="hi_IN"/>
-          </w:rPr>
-          <w:rPr>
-            <w:color w:val="0000EE"/>
-            <w:u w:val="single"/>
-          </w:rPr>
-          <w:t>परमेश्वर का राज्य</w:t>
-        </w:r>
-      </w:hyperlink>
+      <w:r>
+        <w:rPr>
+          <w:lang w:val="hi_IN" w:bidi="hi_IN"/>
+        </w:rPr>
+        <w:t>परमेश्वर का राज्य</w:t>
+      </w:r>
       <w:r>
         <w:rPr>
           <w:lang w:val="hi_IN" w:bidi="hi_IN"/>
         </w:rPr>
         <w:t xml:space="preserve"> आ गया है, और साथ ही बीमारों को </w:t>
       </w:r>
-      <w:hyperlink r:id="rId22">
-        <w:r>
-          <w:rPr>
-            <w:lang w:val="hi_IN" w:bidi="hi_IN"/>
-          </w:rPr>
-          <w:rPr>
-            <w:color w:val="0000EE"/>
-            <w:u w:val="single"/>
-          </w:rPr>
-          <w:t>चंगा</w:t>
-        </w:r>
-      </w:hyperlink>
+      <w:r>
+        <w:rPr>
+          <w:lang w:val="hi_IN" w:bidi="hi_IN"/>
+        </w:rPr>
+        <w:t>चंगा</w:t>
+      </w:r>
       <w:r>
         <w:rPr>
           <w:lang w:val="hi_IN" w:bidi="hi_IN"/>
@@ -944,7 +882,6 @@
       </w:r>
       <w:r>
         <w:rPr>
-          <w:b/>
           <w:lang w:val="hi_IN" w:bidi="hi_IN"/>
         </w:rPr>
         <w:t>प्रेरित</w:t>
@@ -955,18 +892,12 @@
         </w:rPr>
         <w:t xml:space="preserve"> भी कहा जाता था। प्रेरित वह व्यक्ति होता है जिसे यीशु से एक विशेष </w:t>
       </w:r>
-      <w:hyperlink r:id="rId13">
-        <w:r>
-          <w:rPr>
-            <w:lang w:val="hi_IN" w:bidi="hi_IN"/>
-          </w:rPr>
-          <w:rPr>
-            <w:color w:val="0000EE"/>
-            <w:u w:val="single"/>
-          </w:rPr>
-          <w:t>अधिकार</w:t>
-        </w:r>
-      </w:hyperlink>
+      <w:r>
+        <w:rPr>
+          <w:lang w:val="hi_IN" w:bidi="hi_IN"/>
+        </w:rPr>
+        <w:t>अधिकार</w:t>
+      </w:r>
       <w:r>
         <w:rPr>
           <w:lang w:val="hi_IN" w:bidi="hi_IN"/>
@@ -987,18 +918,12 @@
         </w:rPr>
         <w:t xml:space="preserve">यीशु के </w:t>
       </w:r>
-      <w:hyperlink r:id="rId23">
-        <w:r>
-          <w:rPr>
-            <w:lang w:val="hi_IN" w:bidi="hi_IN"/>
-          </w:rPr>
-          <w:rPr>
-            <w:color w:val="0000EE"/>
-            <w:u w:val="single"/>
-          </w:rPr>
-          <w:t>स्वर्ग</w:t>
-        </w:r>
-      </w:hyperlink>
+      <w:r>
+        <w:rPr>
+          <w:lang w:val="hi_IN" w:bidi="hi_IN"/>
+        </w:rPr>
+        <w:t>स्वर्ग</w:t>
+      </w:r>
       <w:r>
         <w:rPr>
           <w:lang w:val="hi_IN" w:bidi="hi_IN"/>
@@ -1007,7 +932,6 @@
       </w:r>
       <w:r>
         <w:rPr>
-          <w:b/>
           <w:lang w:val="hi_IN" w:bidi="hi_IN"/>
         </w:rPr>
         <w:t>राष्ट्रों</w:t>
@@ -1075,18 +999,12 @@
         </w:rPr>
         <w:t xml:space="preserve">यह याद रखें कि आपके पास </w:t>
       </w:r>
-      <w:hyperlink r:id="rId24">
-        <w:r>
-          <w:rPr>
-            <w:lang w:val="hi_IN" w:bidi="hi_IN"/>
-          </w:rPr>
-          <w:rPr>
-            <w:color w:val="0000EE"/>
-            <w:u w:val="single"/>
-          </w:rPr>
-          <w:t>प्रेरित</w:t>
-        </w:r>
-      </w:hyperlink>
+      <w:r>
+        <w:rPr>
+          <w:lang w:val="hi_IN" w:bidi="hi_IN"/>
+        </w:rPr>
+        <w:t>प्रेरित</w:t>
+      </w:r>
       <w:r>
         <w:rPr>
           <w:lang w:val="hi_IN" w:bidi="hi_IN"/>
